--- a/fuentes/CF1_12310041_DU.docx
+++ b/fuentes/CF1_12310041_DU.docx
@@ -2293,7 +2293,7 @@
             <w:noProof/>
             <w:webHidden/>
           </w:rPr>
-          <w:t>39</w:t>
+          <w:t>38</w:t>
         </w:r>
         <w:r>
           <w:rPr>
@@ -2363,7 +2363,7 @@
             <w:noProof/>
             <w:webHidden/>
           </w:rPr>
-          <w:t>43</w:t>
+          <w:t>42</w:t>
         </w:r>
         <w:r>
           <w:rPr>
@@ -2433,7 +2433,7 @@
             <w:noProof/>
             <w:webHidden/>
           </w:rPr>
-          <w:t>44</w:t>
+          <w:t>43</w:t>
         </w:r>
         <w:r>
           <w:rPr>
@@ -2504,7 +2504,7 @@
             <w:noProof/>
             <w:webHidden/>
           </w:rPr>
-          <w:t>46</w:t>
+          <w:t>45</w:t>
         </w:r>
         <w:r>
           <w:rPr>
@@ -2574,7 +2574,7 @@
             <w:noProof/>
             <w:webHidden/>
           </w:rPr>
-          <w:t>47</w:t>
+          <w:t>46</w:t>
         </w:r>
         <w:r>
           <w:rPr>
@@ -2624,7 +2624,43 @@
           <w:kern w:val="2"/>
           <w:lang w:eastAsia="es-CO"/>
         </w:rPr>
-        <w:t>Los conflictos laborales forman parte natural de la dinámica organizacional, ya que emergen de la interacción constante entre personas con distintos intereses, valores, experiencias, estilos de comunicación y formas de asumir sus responsabilidades. Más allá de entenderse únicamente como situaciones problemáticas, estos escenarios representan oportunidades para fortalecer el pensamiento, mejorar los procesos y promover relaciones laborales más sólidas, siempre que sean abordados de manera consciente, creativa y responsable.</w:t>
+        <w:t>Los conflictos laborales forman parte natural de la dinámica organizacional, ya que emergen de la interacción constante entre personas con distintos intereses, valores, experiencias, estilos de comunicación y formas de asumir sus</w:t>
+      </w:r>
+      <w:r>
+        <w:rPr>
+          <w:rFonts w:cs="Calibri"/>
+          <w:color w:val="auto"/>
+          <w:kern w:val="2"/>
+          <w:lang w:eastAsia="es-CO"/>
+        </w:rPr>
+        <w:t xml:space="preserve"> </w:t>
+      </w:r>
+      <w:r>
+        <w:rPr>
+          <w:rFonts w:cs="Calibri"/>
+          <w:color w:val="auto"/>
+          <w:kern w:val="2"/>
+          <w:lang w:eastAsia="es-CO"/>
+        </w:rPr>
+        <w:t>responsabilidades.</w:t>
+      </w:r>
+      <w:r>
+        <w:rPr>
+          <w:rFonts w:cs="Calibri"/>
+          <w:color w:val="auto"/>
+          <w:kern w:val="2"/>
+          <w:lang w:eastAsia="es-CO"/>
+        </w:rPr>
+        <w:t xml:space="preserve">  </w:t>
+      </w:r>
+      <w:r>
+        <w:rPr>
+          <w:rFonts w:cs="Calibri"/>
+          <w:color w:val="auto"/>
+          <w:kern w:val="2"/>
+          <w:lang w:eastAsia="es-CO"/>
+        </w:rPr>
+        <w:t>Más allá de entenderse únicamente como situaciones problemáticas, estos escenarios representan oportunidades para fortalecer el pensamiento, mejorar los procesos y promover relaciones laborales más sólidas, siempre que sean abordados de manera consciente, creativa y responsable.</w:t>
       </w:r>
     </w:p>
     <w:p>
@@ -2741,6 +2777,7 @@
     <w:p>
       <w:pPr>
         <w:spacing w:before="0" w:after="0"/>
+        <w:ind w:firstLine="0"/>
         <w:jc w:val="center"/>
         <w:rPr>
           <w:rFonts w:cs="Calibri"/>
@@ -2750,21 +2787,15 @@
       <w:bookmarkStart w:id="2" w:name="_Hlk161159634"/>
       <w:r>
         <w:rPr>
+          <w:rFonts w:cs="Calibri"/>
+          <w:b/>
           <w:noProof/>
         </w:rPr>
         <w:drawing>
-          <wp:anchor distT="0" distB="0" distL="114300" distR="114300" simplePos="0" relativeHeight="251658240" behindDoc="0" locked="0" layoutInCell="1" allowOverlap="1" wp14:anchorId="54724C72" wp14:editId="008ECCD9">
-            <wp:simplePos x="0" y="0"/>
-            <wp:positionH relativeFrom="margin">
-              <wp:align>left</wp:align>
-            </wp:positionH>
-            <wp:positionV relativeFrom="margin">
-              <wp:posOffset>411191</wp:posOffset>
-            </wp:positionV>
-            <wp:extent cx="4572000" cy="3429000"/>
-            <wp:effectExtent l="0" t="0" r="0" b="0"/>
-            <wp:wrapSquare wrapText="bothSides"/>
-            <wp:docPr id="1697591694" name="Imagen 4"/>
+          <wp:inline distT="0" distB="0" distL="0" distR="0" wp14:anchorId="2A17D6BC" wp14:editId="66067C1C">
+            <wp:extent cx="3977811" cy="2983523"/>
+            <wp:effectExtent l="0" t="0" r="3810" b="7620"/>
+            <wp:docPr id="57152817" name="Imagen 4"/>
             <wp:cNvGraphicFramePr>
               <a:graphicFrameLocks xmlns:a="http://schemas.openxmlformats.org/drawingml/2006/main" noChangeAspect="1"/>
             </wp:cNvGraphicFramePr>
@@ -2772,7 +2803,7 @@
               <a:graphicData uri="http://schemas.openxmlformats.org/drawingml/2006/picture">
                 <pic:pic xmlns:pic="http://schemas.openxmlformats.org/drawingml/2006/picture">
                   <pic:nvPicPr>
-                    <pic:cNvPr id="0" name="Picture 1"/>
+                    <pic:cNvPr id="0" name="Picture 2"/>
                     <pic:cNvPicPr>
                       <a:picLocks noChangeAspect="1" noChangeArrowheads="1"/>
                     </pic:cNvPicPr>
@@ -2793,122 +2824,19 @@
                   <pic:spPr bwMode="auto">
                     <a:xfrm>
                       <a:off x="0" y="0"/>
-                      <a:ext cx="4572000" cy="3429000"/>
+                      <a:ext cx="3981362" cy="2986186"/>
                     </a:xfrm>
                     <a:prstGeom prst="rect">
                       <a:avLst/>
                     </a:prstGeom>
                     <a:noFill/>
-                    <a:ln>
-                      <a:noFill/>
-                    </a:ln>
                   </pic:spPr>
                 </pic:pic>
               </a:graphicData>
             </a:graphic>
-          </wp:anchor>
+          </wp:inline>
         </w:drawing>
       </w:r>
-    </w:p>
-    <w:p>
-      <w:pPr>
-        <w:spacing w:before="0" w:after="0"/>
-        <w:jc w:val="center"/>
-        <w:rPr>
-          <w:rFonts w:cs="Calibri"/>
-          <w:b/>
-        </w:rPr>
-      </w:pPr>
-    </w:p>
-    <w:p>
-      <w:pPr>
-        <w:spacing w:before="0" w:after="0"/>
-        <w:jc w:val="center"/>
-        <w:rPr>
-          <w:rFonts w:cs="Calibri"/>
-          <w:b/>
-        </w:rPr>
-      </w:pPr>
-    </w:p>
-    <w:p>
-      <w:pPr>
-        <w:spacing w:before="0" w:after="0"/>
-        <w:jc w:val="center"/>
-        <w:rPr>
-          <w:rFonts w:cs="Calibri"/>
-          <w:b/>
-        </w:rPr>
-      </w:pPr>
-    </w:p>
-    <w:p>
-      <w:pPr>
-        <w:spacing w:before="0" w:after="0"/>
-        <w:jc w:val="center"/>
-        <w:rPr>
-          <w:rFonts w:cs="Calibri"/>
-          <w:b/>
-        </w:rPr>
-      </w:pPr>
-    </w:p>
-    <w:p>
-      <w:pPr>
-        <w:spacing w:before="0" w:after="0"/>
-        <w:jc w:val="center"/>
-        <w:rPr>
-          <w:rFonts w:cs="Calibri"/>
-          <w:b/>
-        </w:rPr>
-      </w:pPr>
-    </w:p>
-    <w:p>
-      <w:pPr>
-        <w:spacing w:before="0" w:after="0"/>
-        <w:jc w:val="center"/>
-        <w:rPr>
-          <w:rFonts w:cs="Calibri"/>
-          <w:b/>
-        </w:rPr>
-      </w:pPr>
-    </w:p>
-    <w:p>
-      <w:pPr>
-        <w:spacing w:before="0" w:after="0"/>
-        <w:jc w:val="center"/>
-        <w:rPr>
-          <w:rFonts w:cs="Calibri"/>
-          <w:b/>
-        </w:rPr>
-      </w:pPr>
-    </w:p>
-    <w:p>
-      <w:pPr>
-        <w:spacing w:before="0" w:after="0"/>
-        <w:jc w:val="center"/>
-        <w:rPr>
-          <w:rFonts w:cs="Calibri"/>
-          <w:b/>
-        </w:rPr>
-      </w:pPr>
-    </w:p>
-    <w:p>
-      <w:pPr>
-        <w:spacing w:before="0" w:after="0"/>
-        <w:jc w:val="center"/>
-        <w:rPr>
-          <w:rFonts w:cs="Calibri"/>
-          <w:b/>
-        </w:rPr>
-      </w:pPr>
-    </w:p>
-    <w:p>
-      <w:pPr>
-        <w:spacing w:before="0" w:after="0"/>
-        <w:jc w:val="center"/>
-        <w:rPr>
-          <w:rFonts w:cs="Calibri"/>
-          <w:b/>
-        </w:rPr>
-      </w:pPr>
     </w:p>
     <w:p>
       <w:pPr>
@@ -3640,6 +3568,13 @@
         </w:rPr>
         <w:t>La percepción de los problemas</w:t>
       </w:r>
+      <w:r>
+        <w:rPr>
+          <w:rFonts w:cs="Calibri"/>
+          <w:bCs/>
+        </w:rPr>
+        <w:t>.</w:t>
+      </w:r>
     </w:p>
     <w:p>
       <w:pPr>
@@ -3661,6 +3596,13 @@
         </w:rPr>
         <w:t>La toma de decisiones</w:t>
       </w:r>
+      <w:r>
+        <w:rPr>
+          <w:rFonts w:cs="Calibri"/>
+          <w:bCs/>
+        </w:rPr>
+        <w:t>.</w:t>
+      </w:r>
     </w:p>
     <w:p>
       <w:pPr>
@@ -3681,6 +3623,13 @@
           <w:bCs/>
         </w:rPr>
         <w:t>La disposición al cambio</w:t>
+      </w:r>
+      <w:r>
+        <w:rPr>
+          <w:rFonts w:cs="Calibri"/>
+          <w:bCs/>
+        </w:rPr>
+        <w:t>.</w:t>
       </w:r>
     </w:p>
     <w:p>
@@ -4430,7 +4379,13 @@
         <w:ind w:firstLine="0"/>
       </w:pPr>
       <w:r>
-        <w:t>Para complementar la información lo invitamos a visitar el siguiente video.</w:t>
+        <w:t>Para complementar la información</w:t>
+      </w:r>
+      <w:r>
+        <w:t>,</w:t>
+      </w:r>
+      <w:r>
+        <w:t xml:space="preserve"> lo invitamos a visitar el siguiente video.</w:t>
       </w:r>
     </w:p>
     <w:p>
@@ -4455,6 +4410,7 @@
       <w:pPr>
         <w:spacing w:before="0" w:after="0"/>
         <w:ind w:firstLine="0"/>
+        <w:jc w:val="center"/>
       </w:pPr>
       <w:r>
         <w:rPr>
@@ -5052,7 +5008,21 @@
           <w:rFonts w:cs="Calibri"/>
           <w:lang w:eastAsia="es-CO"/>
         </w:rPr>
-        <w:t>En esta etapa el objetivo es que el aprendiz logre identificar los problemas en el trabajo, reconocer sus causas y consecuencias, y aprenda a definirlos adecuadamente, teniendo en cuenta el contexto de la organización, como paso fundamental para encontrar soluciones creativas y efectivas.</w:t>
+        <w:t>En esta etapa</w:t>
+      </w:r>
+      <w:r>
+        <w:rPr>
+          <w:rFonts w:cs="Calibri"/>
+          <w:lang w:eastAsia="es-CO"/>
+        </w:rPr>
+        <w:t>,</w:t>
+      </w:r>
+      <w:r>
+        <w:rPr>
+          <w:rFonts w:cs="Calibri"/>
+          <w:lang w:eastAsia="es-CO"/>
+        </w:rPr>
+        <w:t xml:space="preserve"> el objetivo es que el aprendiz logre identificar los problemas en el trabajo, reconocer sus causas y consecuencias, y aprenda a definirlos adecuadamente, teniendo en cuenta el contexto de la organización, como paso fundamental para encontrar soluciones creativas y efectivas.</w:t>
       </w:r>
     </w:p>
     <w:p>
@@ -6033,6 +6003,7 @@
     <w:p>
       <w:pPr>
         <w:ind w:firstLine="0"/>
+        <w:jc w:val="center"/>
         <w:rPr>
           <w:noProof/>
         </w:rPr>
@@ -6042,9 +6013,9 @@
           <w:noProof/>
         </w:rPr>
         <w:drawing>
-          <wp:inline distT="0" distB="0" distL="0" distR="0" wp14:anchorId="47CDD6C8" wp14:editId="36EFEA11">
-            <wp:extent cx="3441700" cy="3777758"/>
-            <wp:effectExtent l="0" t="0" r="6350" b="0"/>
+          <wp:inline distT="0" distB="0" distL="0" distR="0" wp14:anchorId="47CDD6C8" wp14:editId="3EDC5AF0">
+            <wp:extent cx="2990464" cy="3282462"/>
+            <wp:effectExtent l="0" t="0" r="635" b="0"/>
             <wp:docPr id="506573441" name="Imagen 11" descr="Representa a una persona agotada en su espacio de trabajo, con signos claros de cansancio físico y emocional. Alrededor se integran elementos que simbolizan estrés. Reflejando el impacto integral del síndrome de desgaste personal en la vida laboral y personal."/>
             <wp:cNvGraphicFramePr>
               <a:graphicFrameLocks xmlns:a="http://schemas.openxmlformats.org/drawingml/2006/main" noChangeAspect="1"/>
@@ -6074,7 +6045,7 @@
                   <pic:spPr bwMode="auto">
                     <a:xfrm>
                       <a:off x="0" y="0"/>
-                      <a:ext cx="3446171" cy="3782665"/>
+                      <a:ext cx="2997057" cy="3289698"/>
                     </a:xfrm>
                     <a:prstGeom prst="rect">
                       <a:avLst/>
@@ -6211,7 +6182,6 @@
           <w:rFonts w:cs="Calibri"/>
           <w:lang w:eastAsia="es-CO"/>
         </w:rPr>
-        <w:lastRenderedPageBreak/>
         <w:t>Rutina excesiva y falta de estímulos.</w:t>
       </w:r>
     </w:p>
@@ -6233,6 +6203,7 @@
           <w:rFonts w:cs="Calibri"/>
           <w:lang w:eastAsia="es-CO"/>
         </w:rPr>
+        <w:lastRenderedPageBreak/>
         <w:t>Escaso apoyo o interés por parte de los directivos.</w:t>
       </w:r>
     </w:p>
@@ -6452,7 +6423,6 @@
         <w:rPr>
           <w:lang w:eastAsia="es-CO"/>
         </w:rPr>
-        <w:lastRenderedPageBreak/>
         <w:t>Falta de aceptación dentro de la organización, incluso con acoso promovido desde niveles jerárquicos superiores.</w:t>
       </w:r>
     </w:p>
@@ -6472,6 +6442,7 @@
         <w:rPr>
           <w:lang w:eastAsia="es-CO"/>
         </w:rPr>
+        <w:lastRenderedPageBreak/>
         <w:t>Abuso de poder, manipulación, desorden jerárquico y deficiencias en la gestión de conflictos y la comunicación institucional.</w:t>
       </w:r>
     </w:p>
@@ -6870,7 +6841,6 @@
         <w:rPr>
           <w:lang w:eastAsia="es-CO"/>
         </w:rPr>
-        <w:lastRenderedPageBreak/>
         <w:t xml:space="preserve">Estas conductas pueden presentarse de forma simultánea o progresiva. Detectarlas a tiempo es clave para prevenir la consolidación del </w:t>
       </w:r>
       <w:proofErr w:type="gramStart"/>
@@ -6910,6 +6880,7 @@
           <w:bCs/>
           <w:lang w:eastAsia="es-CO"/>
         </w:rPr>
+        <w:lastRenderedPageBreak/>
         <w:t>Conflicto laboral o colectivo</w:t>
       </w:r>
     </w:p>
@@ -7230,6 +7201,13 @@
         <w:rPr>
           <w:b/>
           <w:bCs/>
+          <w:lang w:eastAsia="es-CO"/>
+        </w:rPr>
+      </w:pPr>
+    </w:p>
+    <w:p>
+      <w:pPr>
+        <w:rPr>
           <w:lang w:eastAsia="es-CO"/>
         </w:rPr>
       </w:pPr>
@@ -12045,6 +12023,7 @@
                 <w:sz w:val="28"/>
                 <w:szCs w:val="28"/>
               </w:rPr>
+              <w:lastRenderedPageBreak/>
               <w:t>Ocho interrogantes básicos</w:t>
             </w:r>
           </w:p>
@@ -12522,6 +12501,7 @@
       <w:pPr>
         <w:spacing w:before="0" w:after="0"/>
         <w:ind w:firstLine="0"/>
+        <w:jc w:val="center"/>
         <w:rPr>
           <w:rFonts w:cs="Calibri"/>
           <w:lang w:eastAsia="es-CO"/>
@@ -12534,8 +12514,8 @@
           <w:lang w:eastAsia="es-CO"/>
         </w:rPr>
         <w:drawing>
-          <wp:inline distT="0" distB="0" distL="0" distR="0" wp14:anchorId="4C381E2F" wp14:editId="6D499FCC">
-            <wp:extent cx="5909851" cy="2782714"/>
+          <wp:inline distT="0" distB="0" distL="0" distR="0" wp14:anchorId="4C381E2F" wp14:editId="4CD9EB71">
+            <wp:extent cx="6448362" cy="3036277"/>
             <wp:effectExtent l="0" t="0" r="0" b="0"/>
             <wp:docPr id="626273293" name="Imagen 7" descr="La síntesis integra el pensamiento creativo como eje central para la resolución de conflictos laborales, relacionándolo con el reconocimiento del conflicto organizacional, los factores emocionales y contextuales, y los obstáculos que limitan la creatividad. Asimismo, articula el impacto del estrés, el burnout y el acoso laboral con el clima organizacional, destacando la definición y el análisis del conflicto como base para una toma de decisiones consciente y efectiva. "/>
             <wp:cNvGraphicFramePr>
@@ -12566,7 +12546,7 @@
                   <pic:spPr bwMode="auto">
                     <a:xfrm>
                       <a:off x="0" y="0"/>
-                      <a:ext cx="5927234" cy="2790899"/>
+                      <a:ext cx="6474313" cy="3048496"/>
                     </a:xfrm>
                     <a:prstGeom prst="rect">
                       <a:avLst/>
@@ -19067,6 +19047,15 @@
 </file>
 
 <file path=customXml/item1.xml><?xml version="1.0" encoding="utf-8"?>
+<?mso-contentType ?>
+<FormTemplates xmlns="http://schemas.microsoft.com/sharepoint/v3/contenttype/forms">
+  <Display>DocumentLibraryForm</Display>
+  <Edit>DocumentLibraryForm</Edit>
+  <New>DocumentLibraryForm</New>
+</FormTemplates>
+</file>
+
+<file path=customXml/item2.xml><?xml version="1.0" encoding="utf-8"?>
 <ct:contentTypeSchema xmlns:ct="http://schemas.microsoft.com/office/2006/metadata/contentType" xmlns:ma="http://schemas.microsoft.com/office/2006/metadata/properties/metaAttributes" ct:_="" ma:_="" ma:contentTypeName="Documento" ma:contentTypeID="0x0101006A81D6BD42E8DF4C91013959704817E1" ma:contentTypeVersion="15" ma:contentTypeDescription="Crear nuevo documento." ma:contentTypeScope="" ma:versionID="bf4f72ffd194f0963ff564daca6869f7">
   <xsd:schema xmlns:xsd="http://www.w3.org/2001/XMLSchema" xmlns:xs="http://www.w3.org/2001/XMLSchema" xmlns:p="http://schemas.microsoft.com/office/2006/metadata/properties" xmlns:ns2="13c90a0b-73bc-4dc0-be5f-28d77b615beb" xmlns:ns3="13c93bba-48ce-428c-bfe5-88b42c19b028" targetNamespace="http://schemas.microsoft.com/office/2006/metadata/properties" ma:root="true" ma:fieldsID="8718d6f4873a5b1392a45044efa78385" ns2:_="" ns3:_="">
     <xsd:import namespace="13c90a0b-73bc-4dc0-be5f-28d77b615beb"/>
@@ -19301,20 +19290,7 @@
 </ct:contentTypeSchema>
 </file>
 
-<file path=customXml/item2.xml><?xml version="1.0" encoding="utf-8"?>
-<?mso-contentType ?>
-<FormTemplates xmlns="http://schemas.microsoft.com/sharepoint/v3/contenttype/forms">
-  <Display>DocumentLibraryForm</Display>
-  <Edit>DocumentLibraryForm</Edit>
-  <New>DocumentLibraryForm</New>
-</FormTemplates>
-</file>
-
 <file path=customXml/item3.xml><?xml version="1.0" encoding="utf-8"?>
-<b:Sources xmlns:b="http://schemas.openxmlformats.org/officeDocument/2006/bibliography" xmlns="http://schemas.openxmlformats.org/officeDocument/2006/bibliography" SelectedStyle="\APASixthEditionOfficeOnline.xsl" StyleName="APA" Version="6"/>
-</file>
-
-<file path=customXml/item4.xml><?xml version="1.0" encoding="utf-8"?>
 <p:properties xmlns:p="http://schemas.microsoft.com/office/2006/metadata/properties" xmlns:xsi="http://www.w3.org/2001/XMLSchema-instance" xmlns:pc="http://schemas.microsoft.com/office/infopath/2007/PartnerControls">
   <documentManagement>
     <TaxCatchAll xmlns="13c90a0b-73bc-4dc0-be5f-28d77b615beb" xsi:nil="true"/>
@@ -19325,11 +19301,11 @@
 </p:properties>
 </file>
 
-<file path=customXml/itemProps1.xml><?xml version="1.0" encoding="utf-8"?>
-<ds:datastoreItem xmlns:ds="http://schemas.openxmlformats.org/officeDocument/2006/customXml" ds:itemID="{84FB281A-BE19-4759-8758-5419A6B61B56}"/>
+<file path=customXml/item4.xml><?xml version="1.0" encoding="utf-8"?>
+<b:Sources xmlns:b="http://schemas.openxmlformats.org/officeDocument/2006/bibliography" xmlns="http://schemas.openxmlformats.org/officeDocument/2006/bibliography" SelectedStyle="\APASixthEditionOfficeOnline.xsl" StyleName="APA" Version="6"/>
 </file>
 
-<file path=customXml/itemProps2.xml><?xml version="1.0" encoding="utf-8"?>
+<file path=customXml/itemProps1.xml><?xml version="1.0" encoding="utf-8"?>
 <ds:datastoreItem xmlns:ds="http://schemas.openxmlformats.org/officeDocument/2006/customXml" ds:itemID="{91756AAB-0645-4FFC-990B-34BB6096B23B}">
   <ds:schemaRefs>
     <ds:schemaRef ds:uri="http://schemas.microsoft.com/sharepoint/v3/contenttype/forms"/>
@@ -19337,15 +19313,11 @@
 </ds:datastoreItem>
 </file>
 
-<file path=customXml/itemProps3.xml><?xml version="1.0" encoding="utf-8"?>
-<ds:datastoreItem xmlns:ds="http://schemas.openxmlformats.org/officeDocument/2006/customXml" ds:itemID="{1AF2C25B-FB23-49D7-861B-D97474F002D2}">
-  <ds:schemaRefs>
-    <ds:schemaRef ds:uri="http://schemas.openxmlformats.org/officeDocument/2006/bibliography"/>
-  </ds:schemaRefs>
-</ds:datastoreItem>
+<file path=customXml/itemProps2.xml><?xml version="1.0" encoding="utf-8"?>
+<ds:datastoreItem xmlns:ds="http://schemas.openxmlformats.org/officeDocument/2006/customXml" ds:itemID="{A830AA3E-ACDA-458D-9383-907162C46A6F}"/>
 </file>
 
-<file path=customXml/itemProps4.xml><?xml version="1.0" encoding="utf-8"?>
+<file path=customXml/itemProps3.xml><?xml version="1.0" encoding="utf-8"?>
 <ds:datastoreItem xmlns:ds="http://schemas.openxmlformats.org/officeDocument/2006/customXml" ds:itemID="{CEECB56F-E1D8-45BF-A0A3-B5258E7263D4}">
   <ds:schemaRefs>
     <ds:schemaRef ds:uri="http://schemas.microsoft.com/office/2006/metadata/properties"/>
@@ -19354,4 +19326,12 @@
     <ds:schemaRef ds:uri="2b6b437a-5846-4934-ac66-7de06297595b"/>
   </ds:schemaRefs>
 </ds:datastoreItem>
+</file>
+
+<file path=customXml/itemProps4.xml><?xml version="1.0" encoding="utf-8"?>
+<ds:datastoreItem xmlns:ds="http://schemas.openxmlformats.org/officeDocument/2006/customXml" ds:itemID="{1AF2C25B-FB23-49D7-861B-D97474F002D2}">
+  <ds:schemaRefs>
+    <ds:schemaRef ds:uri="http://schemas.openxmlformats.org/officeDocument/2006/bibliography"/>
+  </ds:schemaRefs>
+</ds:datastoreItem>
 </file>
--- a/fuentes/CF1_12310041_DU.docx
+++ b/fuentes/CF1_12310041_DU.docx
@@ -4276,11 +4276,18 @@
     </w:p>
     <w:p>
       <w:pPr>
-        <w:spacing w:before="0" w:after="0"/>
-        <w:ind w:left="708" w:firstLine="1"/>
-      </w:pPr>
-      <w:r>
-        <w:t>Técnica basada en preguntas que invitan a modificar, adaptar o reinventar productos, servicios o procesos.</w:t>
+        <w:pStyle w:val="Prrafodelista"/>
+        <w:spacing w:before="0" w:after="0"/>
+        <w:ind w:firstLine="0"/>
+        <w:rPr>
+          <w:b/>
+          <w:bCs/>
+          <w:spacing w:val="20"/>
+          <w:lang w:val="en-US"/>
+        </w:rPr>
+      </w:pPr>
+      <w:r>
+        <w:t>Técnica basada en preguntas que invitan a modificar, adaptar o reinventar productos, servicios o procesos. (Sustituir, Combinar, Adaptar, Modificar, Poner en otros usos, Eliminar y Reorganizar).</w:t>
       </w:r>
     </w:p>
     <w:p>
@@ -4303,18 +4310,8 @@
           <w:b/>
           <w:bCs/>
         </w:rPr>
-        <w:t>Brainstorming </w:t>
-      </w:r>
-      <w:proofErr w:type="gramStart"/>
-      <w:r>
-        <w:rPr>
-          <w:rStyle w:val="Extranjerismo"/>
-          <w:b/>
-          <w:bCs/>
-        </w:rPr>
-        <w:t>y brainwriting</w:t>
-      </w:r>
-      <w:proofErr w:type="gramEnd"/>
+        <w:t>Brainstorming y brainwriting</w:t>
+      </w:r>
     </w:p>
     <w:p>
       <w:pPr>
@@ -4517,7 +4514,6 @@
                 <w:b/>
                 <w:bCs/>
               </w:rPr>
-              <w:lastRenderedPageBreak/>
               <w:t>Transcripción del video:</w:t>
             </w:r>
             <w:r>
@@ -4661,7 +4657,7 @@
           <w:rFonts w:cs="Calibri"/>
           <w:lang w:eastAsia="es-CO"/>
         </w:rPr>
-        <w:t xml:space="preserve">El pensamiento creativo se manifiesta cuando se cuestionan las respuestas automáticas, se analizan los problemas desde distintas perspectivas y se evita reaccionar de manera impulsiva ante la dificultad. Esto implica reconocer que no </w:t>
+        <w:t xml:space="preserve">El pensamiento creativo se manifiesta cuando se cuestionan las respuestas automáticas, se analizan los problemas desde distintas perspectivas y se evita </w:t>
       </w:r>
       <w:r>
         <w:rPr>
@@ -4669,7 +4665,7 @@
           <w:lang w:eastAsia="es-CO"/>
         </w:rPr>
         <w:lastRenderedPageBreak/>
-        <w:t>siempre existe una única forma correcta de actuar y que los errores hacen parte natural del proceso de aprendizaje y mejora.</w:t>
+        <w:t>reaccionar de manera impulsiva ante la dificultad. Esto implica reconocer que no siempre existe una única forma correcta de actuar y que los errores hacen parte natural del proceso de aprendizaje y mejora.</w:t>
       </w:r>
     </w:p>
     <w:p>
@@ -17736,7 +17732,6 @@
   <w:style w:type="character" w:default="1" w:styleId="Fuentedeprrafopredeter">
     <w:name w:val="Default Paragraph Font"/>
     <w:uiPriority w:val="1"/>
-    <w:semiHidden/>
     <w:unhideWhenUsed/>
   </w:style>
   <w:style w:type="table" w:default="1" w:styleId="Tablanormal">
@@ -19047,15 +19042,6 @@
 </file>
 
 <file path=customXml/item1.xml><?xml version="1.0" encoding="utf-8"?>
-<?mso-contentType ?>
-<FormTemplates xmlns="http://schemas.microsoft.com/sharepoint/v3/contenttype/forms">
-  <Display>DocumentLibraryForm</Display>
-  <Edit>DocumentLibraryForm</Edit>
-  <New>DocumentLibraryForm</New>
-</FormTemplates>
-</file>
-
-<file path=customXml/item2.xml><?xml version="1.0" encoding="utf-8"?>
 <ct:contentTypeSchema xmlns:ct="http://schemas.microsoft.com/office/2006/metadata/contentType" xmlns:ma="http://schemas.microsoft.com/office/2006/metadata/properties/metaAttributes" ct:_="" ma:_="" ma:contentTypeName="Documento" ma:contentTypeID="0x0101006A81D6BD42E8DF4C91013959704817E1" ma:contentTypeVersion="15" ma:contentTypeDescription="Crear nuevo documento." ma:contentTypeScope="" ma:versionID="bf4f72ffd194f0963ff564daca6869f7">
   <xsd:schema xmlns:xsd="http://www.w3.org/2001/XMLSchema" xmlns:xs="http://www.w3.org/2001/XMLSchema" xmlns:p="http://schemas.microsoft.com/office/2006/metadata/properties" xmlns:ns2="13c90a0b-73bc-4dc0-be5f-28d77b615beb" xmlns:ns3="13c93bba-48ce-428c-bfe5-88b42c19b028" targetNamespace="http://schemas.microsoft.com/office/2006/metadata/properties" ma:root="true" ma:fieldsID="8718d6f4873a5b1392a45044efa78385" ns2:_="" ns3:_="">
     <xsd:import namespace="13c90a0b-73bc-4dc0-be5f-28d77b615beb"/>
@@ -19290,7 +19276,20 @@
 </ct:contentTypeSchema>
 </file>
 
+<file path=customXml/item2.xml><?xml version="1.0" encoding="utf-8"?>
+<?mso-contentType ?>
+<FormTemplates xmlns="http://schemas.microsoft.com/sharepoint/v3/contenttype/forms">
+  <Display>DocumentLibraryForm</Display>
+  <Edit>DocumentLibraryForm</Edit>
+  <New>DocumentLibraryForm</New>
+</FormTemplates>
+</file>
+
 <file path=customXml/item3.xml><?xml version="1.0" encoding="utf-8"?>
+<b:Sources xmlns:b="http://schemas.openxmlformats.org/officeDocument/2006/bibliography" xmlns="http://schemas.openxmlformats.org/officeDocument/2006/bibliography" SelectedStyle="\APASixthEditionOfficeOnline.xsl" StyleName="APA" Version="6"/>
+</file>
+
+<file path=customXml/item4.xml><?xml version="1.0" encoding="utf-8"?>
 <p:properties xmlns:p="http://schemas.microsoft.com/office/2006/metadata/properties" xmlns:xsi="http://www.w3.org/2001/XMLSchema-instance" xmlns:pc="http://schemas.microsoft.com/office/infopath/2007/PartnerControls">
   <documentManagement>
     <TaxCatchAll xmlns="13c90a0b-73bc-4dc0-be5f-28d77b615beb" xsi:nil="true"/>
@@ -19301,11 +19300,11 @@
 </p:properties>
 </file>
 
-<file path=customXml/item4.xml><?xml version="1.0" encoding="utf-8"?>
-<b:Sources xmlns:b="http://schemas.openxmlformats.org/officeDocument/2006/bibliography" xmlns="http://schemas.openxmlformats.org/officeDocument/2006/bibliography" SelectedStyle="\APASixthEditionOfficeOnline.xsl" StyleName="APA" Version="6"/>
+<file path=customXml/itemProps1.xml><?xml version="1.0" encoding="utf-8"?>
+<ds:datastoreItem xmlns:ds="http://schemas.openxmlformats.org/officeDocument/2006/customXml" ds:itemID="{D2CBDC58-CD5C-497D-AE83-4B8DBC8585CB}"/>
 </file>
 
-<file path=customXml/itemProps1.xml><?xml version="1.0" encoding="utf-8"?>
+<file path=customXml/itemProps2.xml><?xml version="1.0" encoding="utf-8"?>
 <ds:datastoreItem xmlns:ds="http://schemas.openxmlformats.org/officeDocument/2006/customXml" ds:itemID="{91756AAB-0645-4FFC-990B-34BB6096B23B}">
   <ds:schemaRefs>
     <ds:schemaRef ds:uri="http://schemas.microsoft.com/sharepoint/v3/contenttype/forms"/>
@@ -19313,11 +19312,15 @@
 </ds:datastoreItem>
 </file>
 
-<file path=customXml/itemProps2.xml><?xml version="1.0" encoding="utf-8"?>
-<ds:datastoreItem xmlns:ds="http://schemas.openxmlformats.org/officeDocument/2006/customXml" ds:itemID="{A830AA3E-ACDA-458D-9383-907162C46A6F}"/>
+<file path=customXml/itemProps3.xml><?xml version="1.0" encoding="utf-8"?>
+<ds:datastoreItem xmlns:ds="http://schemas.openxmlformats.org/officeDocument/2006/customXml" ds:itemID="{1AF2C25B-FB23-49D7-861B-D97474F002D2}">
+  <ds:schemaRefs>
+    <ds:schemaRef ds:uri="http://schemas.openxmlformats.org/officeDocument/2006/bibliography"/>
+  </ds:schemaRefs>
+</ds:datastoreItem>
 </file>
 
-<file path=customXml/itemProps3.xml><?xml version="1.0" encoding="utf-8"?>
+<file path=customXml/itemProps4.xml><?xml version="1.0" encoding="utf-8"?>
 <ds:datastoreItem xmlns:ds="http://schemas.openxmlformats.org/officeDocument/2006/customXml" ds:itemID="{CEECB56F-E1D8-45BF-A0A3-B5258E7263D4}">
   <ds:schemaRefs>
     <ds:schemaRef ds:uri="http://schemas.microsoft.com/office/2006/metadata/properties"/>
@@ -19326,12 +19329,4 @@
     <ds:schemaRef ds:uri="2b6b437a-5846-4934-ac66-7de06297595b"/>
   </ds:schemaRefs>
 </ds:datastoreItem>
-</file>
-
-<file path=customXml/itemProps4.xml><?xml version="1.0" encoding="utf-8"?>
-<ds:datastoreItem xmlns:ds="http://schemas.openxmlformats.org/officeDocument/2006/customXml" ds:itemID="{1AF2C25B-FB23-49D7-861B-D97474F002D2}">
-  <ds:schemaRefs>
-    <ds:schemaRef ds:uri="http://schemas.openxmlformats.org/officeDocument/2006/bibliography"/>
-  </ds:schemaRefs>
-</ds:datastoreItem>
 </file>